--- a/d_조성하_프로젝트관리계획서_20260413.docx
+++ b/d_조성하_프로젝트관리계획서_20260413.docx
@@ -1830,7 +1830,6 @@
     <w:p>
       <w:pPr>
         <w:rPr>
-          <w:rFonts w:hint="eastAsia"/>
           <w:szCs w:val="22"/>
         </w:rPr>
       </w:pPr>
@@ -2719,12 +2718,21 @@
                 <w:tab w:val="left" w:pos="2194"/>
               </w:tabs>
               <w:jc w:val="center"/>
+              <w:rPr>
+                <w:rFonts w:hint="eastAsia"/>
+              </w:rPr>
             </w:pPr>
             <w:r>
               <w:rPr>
                 <w:rFonts w:hint="eastAsia"/>
               </w:rPr>
-              <w:t>~2026-04-27</w:t>
+              <w:t>~2026-0</w:t>
+            </w:r>
+            <w:r>
+              <w:rPr>
+                <w:rFonts w:hint="eastAsia"/>
+              </w:rPr>
+              <w:t>5-04</w:t>
             </w:r>
           </w:p>
         </w:tc>
@@ -6112,7 +6120,6 @@
         <w:autoSpaceDE/>
         <w:autoSpaceDN/>
         <w:rPr>
-          <w:rFonts w:hint="eastAsia"/>
           <w:szCs w:val="22"/>
         </w:rPr>
       </w:pPr>

--- a/d_조성하_프로젝트관리계획서_20260413.docx
+++ b/d_조성하_프로젝트관리계획서_20260413.docx
@@ -2732,7 +2732,13 @@
               <w:rPr>
                 <w:rFonts w:hint="eastAsia"/>
               </w:rPr>
-              <w:t>5-04</w:t>
+              <w:t>5-</w:t>
+            </w:r>
+            <w:r>
+              <w:rPr>
+                <w:rFonts w:hint="eastAsia"/>
+              </w:rPr>
+              <w:t>11</w:t>
             </w:r>
           </w:p>
         </w:tc>
@@ -2769,7 +2775,13 @@
               <w:rPr>
                 <w:rFonts w:hint="eastAsia"/>
               </w:rPr>
-              <w:t>~2026-05-11</w:t>
+              <w:t>~2026-05-1</w:t>
+            </w:r>
+            <w:r>
+              <w:rPr>
+                <w:rFonts w:hint="eastAsia"/>
+              </w:rPr>
+              <w:t>8</w:t>
             </w:r>
           </w:p>
         </w:tc>
@@ -2801,12 +2813,21 @@
                 <w:tab w:val="left" w:pos="2194"/>
               </w:tabs>
               <w:jc w:val="center"/>
+              <w:rPr>
+                <w:rFonts w:hint="eastAsia"/>
+              </w:rPr>
             </w:pPr>
             <w:r>
               <w:rPr>
                 <w:rFonts w:hint="eastAsia"/>
               </w:rPr>
-              <w:t>~2026-05-18</w:t>
+              <w:t>~2026-05-</w:t>
+            </w:r>
+            <w:r>
+              <w:rPr>
+                <w:rFonts w:hint="eastAsia"/>
+              </w:rPr>
+              <w:t>25</w:t>
             </w:r>
           </w:p>
         </w:tc>
@@ -5509,12 +5530,15 @@
           <w:p>
             <w:pPr>
               <w:jc w:val="center"/>
+              <w:rPr>
+                <w:rFonts w:hint="eastAsia"/>
+              </w:rPr>
             </w:pPr>
             <w:r>
               <w:rPr>
                 <w:rFonts w:hint="eastAsia"/>
               </w:rPr>
-              <w:t>-</w:t>
+              <w:t>2026-05-03</w:t>
             </w:r>
           </w:p>
         </w:tc>
